--- a/Knowledge/3-Work knowledge/1-Software Engineering/2-Testing/5-My Source/1-ISTQB Foundation Level/9-Tool Support for Testing/1-Testing Tools Categories/10-Monitoring and Test Environment Tools.docx
+++ b/Knowledge/3-Work knowledge/1-Software Engineering/2-Testing/5-My Source/1-ISTQB Foundation Level/9-Tool Support for Testing/1-Testing Tools Categories/10-Monitoring and Test Environment Tools.docx
@@ -39,51 +39,77 @@
       </w:pPr>
       <w:r>
         <w:rPr>
-          <w:b/>
-          <w:shd w:val="clear" w:color="auto" w:fill="B7B7B7"/>
-        </w:rPr>
-        <w:t># Source</w:t>
-      </w:r>
-      <w:r>
-        <w:rPr>
-          <w:shd w:val="clear" w:color="auto" w:fill="B7B7B7"/>
-        </w:rPr>
-        <w:t xml:space="preserve">: </w:t>
-      </w:r>
-      <w:r>
-        <w:rPr>
-          <w:b/>
-          <w:shd w:val="clear" w:color="auto" w:fill="B7B7B7"/>
-        </w:rPr>
-        <w:t xml:space="preserve">Chatgpt </w:t>
-      </w:r>
-      <w:r>
-        <w:rPr>
-          <w:b/>
-          <w:sz w:val="14"/>
-          <w:szCs w:val="14"/>
-          <w:shd w:val="clear" w:color="auto" w:fill="B7B7B7"/>
-        </w:rPr>
-        <w:t>(GPT</w:t>
-      </w:r>
-      <w:r>
-        <w:rPr>
-          <w:rFonts w:ascii="Cambria Math" w:hAnsi="Cambria Math" w:cs="Cambria Math"/>
-          <w:b/>
-          <w:sz w:val="14"/>
-          <w:szCs w:val="14"/>
-          <w:shd w:val="clear" w:color="auto" w:fill="B7B7B7"/>
+          <w:rFonts w:ascii="Arial" w:eastAsia="Arial" w:hAnsi="Arial" w:cs="Arial"/>
+          <w:b/>
+          <w:color w:val="000000"/>
+          <w:sz w:val="18"/>
+          <w:highlight w:val="lightGray"/>
+        </w:rPr>
+        <w:t># Source: AI Source: Provided by: [Data Path</w:t>
+      </w:r>
+      <w:r>
+        <w:rPr>
+          <w:rFonts w:ascii="Arial" w:eastAsia="Arial" w:hAnsi="Arial" w:cs="Arial"/>
+          <w:color w:val="000000"/>
+          <w:sz w:val="18"/>
+          <w:highlight w:val="lightGray"/>
+        </w:rPr>
+        <w:t xml:space="preserve">: Persons Table -&gt; ID Column: 1, Name_En Column: Motasem Essam] -&gt; </w:t>
+      </w:r>
+      <w:r>
+        <w:rPr>
+          <w:rFonts w:ascii="Arial" w:eastAsia="Arial" w:hAnsi="Arial" w:cs="Arial"/>
+          <w:b/>
+          <w:color w:val="000000"/>
+          <w:sz w:val="18"/>
+          <w:highlight w:val="lightGray"/>
+        </w:rPr>
+        <w:t>From:</w:t>
+      </w:r>
+      <w:r>
+        <w:rPr>
+          <w:rFonts w:ascii="Arial" w:eastAsia="Arial" w:hAnsi="Arial" w:cs="Arial"/>
+          <w:color w:val="000000"/>
+          <w:sz w:val="18"/>
+          <w:highlight w:val="lightGray"/>
+        </w:rPr>
+        <w:t xml:space="preserve"> [Chatgpt (GPT</w:t>
+      </w:r>
+      <w:r>
+        <w:rPr>
+          <w:rFonts w:ascii="Arial" w:eastAsia="Arial" w:hAnsi="Arial" w:cs="Cambria Math"/>
+          <w:color w:val="000000"/>
+          <w:sz w:val="18"/>
+          <w:highlight w:val="lightGray"/>
         </w:rPr>
         <w:t>‑</w:t>
       </w:r>
       <w:r>
         <w:rPr>
-          <w:b/>
-          <w:sz w:val="14"/>
-          <w:szCs w:val="14"/>
-          <w:shd w:val="clear" w:color="auto" w:fill="B7B7B7"/>
-        </w:rPr>
-        <w:t>5 Mini) at [8/19/2025]</w:t>
+          <w:rFonts w:ascii="Arial" w:eastAsia="Arial" w:hAnsi="Arial" w:cs="Arial"/>
+          <w:color w:val="000000"/>
+          <w:sz w:val="18"/>
+          <w:highlight w:val="lightGray"/>
+        </w:rPr>
+        <w:t xml:space="preserve">5 Mini)] </w:t>
+      </w:r>
+      <w:r>
+        <w:rPr>
+          <w:rFonts w:ascii="Arial" w:eastAsia="Arial" w:hAnsi="Arial" w:cs="Arial"/>
+          <w:b/>
+          <w:color w:val="000000"/>
+          <w:sz w:val="18"/>
+          <w:highlight w:val="lightGray"/>
+        </w:rPr>
+        <w:t>on</w:t>
+      </w:r>
+      <w:r>
+        <w:rPr>
+          <w:rFonts w:ascii="Arial" w:eastAsia="Arial" w:hAnsi="Arial"/>
+          <w:sz w:val="18"/>
+          <w:highlight w:val="lightGray"/>
+        </w:rPr>
+        <w:t xml:space="preserve"> [8/19/2025]</w:t>
       </w:r>
     </w:p>
     <w:p>
@@ -113,7 +139,7 @@
           <w:ilvl w:val="0"/>
           <w:numId w:val="3"/>
         </w:numPr>
-        <w:spacing w:before="240"/>
+        <w:spacing w:before="240" w:after="0" w:line="276" w:lineRule="auto"/>
       </w:pPr>
       <w:r>
         <w:rPr>
@@ -141,7 +167,7 @@
           <w:ilvl w:val="0"/>
           <w:numId w:val="3"/>
         </w:numPr>
-        <w:spacing w:after="240"/>
+        <w:spacing w:after="240" w:line="276" w:lineRule="auto"/>
       </w:pPr>
       <w:r>
         <w:rPr>
@@ -218,7 +244,7 @@
     </w:p>
     <w:p>
       <w:r>
-        <w:pict w14:anchorId="04F3AD39">
+        <w:pict w14:anchorId="210E4B1E">
           <v:rect id="_x0000_i1025" style="width:0;height:1.5pt" o:hralign="center" o:hrstd="t" o:hr="t" fillcolor="#a0a0a0" stroked="f"/>
         </w:pict>
       </w:r>
@@ -242,51 +268,77 @@
       </w:pPr>
       <w:r>
         <w:rPr>
-          <w:b/>
-          <w:shd w:val="clear" w:color="auto" w:fill="B7B7B7"/>
-        </w:rPr>
-        <w:t># Source</w:t>
-      </w:r>
-      <w:r>
-        <w:rPr>
-          <w:shd w:val="clear" w:color="auto" w:fill="B7B7B7"/>
-        </w:rPr>
-        <w:t xml:space="preserve">: </w:t>
-      </w:r>
-      <w:r>
-        <w:rPr>
-          <w:b/>
-          <w:shd w:val="clear" w:color="auto" w:fill="B7B7B7"/>
-        </w:rPr>
-        <w:t xml:space="preserve">Chatgpt </w:t>
-      </w:r>
-      <w:r>
-        <w:rPr>
-          <w:b/>
-          <w:sz w:val="14"/>
-          <w:szCs w:val="14"/>
-          <w:shd w:val="clear" w:color="auto" w:fill="B7B7B7"/>
-        </w:rPr>
-        <w:t>(GPT</w:t>
-      </w:r>
-      <w:r>
-        <w:rPr>
-          <w:rFonts w:ascii="Cambria Math" w:hAnsi="Cambria Math" w:cs="Cambria Math"/>
-          <w:b/>
-          <w:sz w:val="14"/>
-          <w:szCs w:val="14"/>
-          <w:shd w:val="clear" w:color="auto" w:fill="B7B7B7"/>
+          <w:rFonts w:ascii="Arial" w:eastAsia="Arial" w:hAnsi="Arial" w:cs="Arial"/>
+          <w:b/>
+          <w:color w:val="000000"/>
+          <w:sz w:val="18"/>
+          <w:highlight w:val="lightGray"/>
+        </w:rPr>
+        <w:t># Source: AI Source: Provided by: [Data Path</w:t>
+      </w:r>
+      <w:r>
+        <w:rPr>
+          <w:rFonts w:ascii="Arial" w:eastAsia="Arial" w:hAnsi="Arial" w:cs="Arial"/>
+          <w:color w:val="000000"/>
+          <w:sz w:val="18"/>
+          <w:highlight w:val="lightGray"/>
+        </w:rPr>
+        <w:t xml:space="preserve">: Persons Table -&gt; ID Column: 1, Name_En Column: Motasem Essam] -&gt; </w:t>
+      </w:r>
+      <w:r>
+        <w:rPr>
+          <w:rFonts w:ascii="Arial" w:eastAsia="Arial" w:hAnsi="Arial" w:cs="Arial"/>
+          <w:b/>
+          <w:color w:val="000000"/>
+          <w:sz w:val="18"/>
+          <w:highlight w:val="lightGray"/>
+        </w:rPr>
+        <w:t>From:</w:t>
+      </w:r>
+      <w:r>
+        <w:rPr>
+          <w:rFonts w:ascii="Arial" w:eastAsia="Arial" w:hAnsi="Arial" w:cs="Arial"/>
+          <w:color w:val="000000"/>
+          <w:sz w:val="18"/>
+          <w:highlight w:val="lightGray"/>
+        </w:rPr>
+        <w:t xml:space="preserve"> [Chatgpt (GPT</w:t>
+      </w:r>
+      <w:r>
+        <w:rPr>
+          <w:rFonts w:ascii="Arial" w:eastAsia="Arial" w:hAnsi="Arial" w:cs="Cambria Math"/>
+          <w:color w:val="000000"/>
+          <w:sz w:val="18"/>
+          <w:highlight w:val="lightGray"/>
         </w:rPr>
         <w:t>‑</w:t>
       </w:r>
       <w:r>
         <w:rPr>
-          <w:b/>
-          <w:sz w:val="14"/>
-          <w:szCs w:val="14"/>
-          <w:shd w:val="clear" w:color="auto" w:fill="B7B7B7"/>
-        </w:rPr>
-        <w:t>5 Mini) at [8/19/2025]</w:t>
+          <w:rFonts w:ascii="Arial" w:eastAsia="Arial" w:hAnsi="Arial" w:cs="Arial"/>
+          <w:color w:val="000000"/>
+          <w:sz w:val="18"/>
+          <w:highlight w:val="lightGray"/>
+        </w:rPr>
+        <w:t xml:space="preserve">5 Mini)] </w:t>
+      </w:r>
+      <w:r>
+        <w:rPr>
+          <w:rFonts w:ascii="Arial" w:eastAsia="Arial" w:hAnsi="Arial" w:cs="Arial"/>
+          <w:b/>
+          <w:color w:val="000000"/>
+          <w:sz w:val="18"/>
+          <w:highlight w:val="lightGray"/>
+        </w:rPr>
+        <w:t>on</w:t>
+      </w:r>
+      <w:r>
+        <w:rPr>
+          <w:rFonts w:ascii="Arial" w:eastAsia="Arial" w:hAnsi="Arial"/>
+          <w:sz w:val="18"/>
+          <w:highlight w:val="lightGray"/>
+        </w:rPr>
+        <w:t xml:space="preserve"> [8/19/2025]</w:t>
       </w:r>
     </w:p>
     <w:p>
@@ -295,7 +347,7 @@
           <w:ilvl w:val="0"/>
           <w:numId w:val="4"/>
         </w:numPr>
-        <w:spacing w:before="240"/>
+        <w:spacing w:before="240" w:after="0" w:line="276" w:lineRule="auto"/>
       </w:pPr>
       <w:r>
         <w:rPr>
@@ -329,6 +381,7 @@
           <w:ilvl w:val="0"/>
           <w:numId w:val="4"/>
         </w:numPr>
+        <w:spacing w:after="0" w:line="276" w:lineRule="auto"/>
       </w:pPr>
       <w:r>
         <w:rPr>
@@ -362,6 +415,7 @@
           <w:ilvl w:val="0"/>
           <w:numId w:val="4"/>
         </w:numPr>
+        <w:spacing w:after="0" w:line="276" w:lineRule="auto"/>
       </w:pPr>
       <w:r>
         <w:rPr>
@@ -395,6 +449,7 @@
           <w:ilvl w:val="0"/>
           <w:numId w:val="4"/>
         </w:numPr>
+        <w:spacing w:after="0" w:line="276" w:lineRule="auto"/>
       </w:pPr>
       <w:r>
         <w:rPr>
@@ -428,7 +483,7 @@
           <w:ilvl w:val="0"/>
           <w:numId w:val="4"/>
         </w:numPr>
-        <w:spacing w:after="240"/>
+        <w:spacing w:after="240" w:line="276" w:lineRule="auto"/>
       </w:pPr>
       <w:r>
         <w:rPr>
@@ -455,7 +510,7 @@
     </w:p>
     <w:p>
       <w:r>
-        <w:pict w14:anchorId="13490E58">
+        <w:pict w14:anchorId="3C647964">
           <v:rect id="_x0000_i1026" style="width:0;height:1.5pt" o:hralign="center" o:hrstd="t" o:hr="t" fillcolor="#a0a0a0" stroked="f"/>
         </w:pict>
       </w:r>
@@ -470,7 +525,6 @@
       <w:bookmarkStart w:id="3" w:name="_ysmbclz08ah3" w:colFirst="0" w:colLast="0"/>
       <w:bookmarkEnd w:id="3"/>
       <w:r>
-        <w:lastRenderedPageBreak/>
         <w:t>🔹 Key Features</w:t>
       </w:r>
     </w:p>
@@ -480,51 +534,77 @@
       </w:pPr>
       <w:r>
         <w:rPr>
-          <w:b/>
-          <w:shd w:val="clear" w:color="auto" w:fill="B7B7B7"/>
-        </w:rPr>
-        <w:t># Source</w:t>
-      </w:r>
-      <w:r>
-        <w:rPr>
-          <w:shd w:val="clear" w:color="auto" w:fill="B7B7B7"/>
-        </w:rPr>
-        <w:t xml:space="preserve">: </w:t>
-      </w:r>
-      <w:r>
-        <w:rPr>
-          <w:b/>
-          <w:shd w:val="clear" w:color="auto" w:fill="B7B7B7"/>
-        </w:rPr>
-        <w:t xml:space="preserve">Chatgpt </w:t>
-      </w:r>
-      <w:r>
-        <w:rPr>
-          <w:b/>
-          <w:sz w:val="14"/>
-          <w:szCs w:val="14"/>
-          <w:shd w:val="clear" w:color="auto" w:fill="B7B7B7"/>
-        </w:rPr>
-        <w:t>(GPT</w:t>
-      </w:r>
-      <w:r>
-        <w:rPr>
-          <w:rFonts w:ascii="Cambria Math" w:hAnsi="Cambria Math" w:cs="Cambria Math"/>
-          <w:b/>
-          <w:sz w:val="14"/>
-          <w:szCs w:val="14"/>
-          <w:shd w:val="clear" w:color="auto" w:fill="B7B7B7"/>
+          <w:rFonts w:ascii="Arial" w:eastAsia="Arial" w:hAnsi="Arial" w:cs="Arial"/>
+          <w:b/>
+          <w:color w:val="000000"/>
+          <w:sz w:val="18"/>
+          <w:highlight w:val="lightGray"/>
+        </w:rPr>
+        <w:t># Source: AI Source: Provided by: [Data Path</w:t>
+      </w:r>
+      <w:r>
+        <w:rPr>
+          <w:rFonts w:ascii="Arial" w:eastAsia="Arial" w:hAnsi="Arial" w:cs="Arial"/>
+          <w:color w:val="000000"/>
+          <w:sz w:val="18"/>
+          <w:highlight w:val="lightGray"/>
+        </w:rPr>
+        <w:t xml:space="preserve">: Persons Table -&gt; ID Column: 1, Name_En Column: Motasem Essam] -&gt; </w:t>
+      </w:r>
+      <w:r>
+        <w:rPr>
+          <w:rFonts w:ascii="Arial" w:eastAsia="Arial" w:hAnsi="Arial" w:cs="Arial"/>
+          <w:b/>
+          <w:color w:val="000000"/>
+          <w:sz w:val="18"/>
+          <w:highlight w:val="lightGray"/>
+        </w:rPr>
+        <w:t>From:</w:t>
+      </w:r>
+      <w:r>
+        <w:rPr>
+          <w:rFonts w:ascii="Arial" w:eastAsia="Arial" w:hAnsi="Arial" w:cs="Arial"/>
+          <w:color w:val="000000"/>
+          <w:sz w:val="18"/>
+          <w:highlight w:val="lightGray"/>
+        </w:rPr>
+        <w:t xml:space="preserve"> [Chatgpt (GPT</w:t>
+      </w:r>
+      <w:r>
+        <w:rPr>
+          <w:rFonts w:ascii="Arial" w:eastAsia="Arial" w:hAnsi="Arial" w:cs="Cambria Math"/>
+          <w:color w:val="000000"/>
+          <w:sz w:val="18"/>
+          <w:highlight w:val="lightGray"/>
         </w:rPr>
         <w:t>‑</w:t>
       </w:r>
       <w:r>
         <w:rPr>
-          <w:b/>
-          <w:sz w:val="14"/>
-          <w:szCs w:val="14"/>
-          <w:shd w:val="clear" w:color="auto" w:fill="B7B7B7"/>
-        </w:rPr>
-        <w:t>5 Mini) at [8/19/2025]</w:t>
+          <w:rFonts w:ascii="Arial" w:eastAsia="Arial" w:hAnsi="Arial" w:cs="Arial"/>
+          <w:color w:val="000000"/>
+          <w:sz w:val="18"/>
+          <w:highlight w:val="lightGray"/>
+        </w:rPr>
+        <w:t xml:space="preserve">5 Mini)] </w:t>
+      </w:r>
+      <w:r>
+        <w:rPr>
+          <w:rFonts w:ascii="Arial" w:eastAsia="Arial" w:hAnsi="Arial" w:cs="Arial"/>
+          <w:b/>
+          <w:color w:val="000000"/>
+          <w:sz w:val="18"/>
+          <w:highlight w:val="lightGray"/>
+        </w:rPr>
+        <w:t>on</w:t>
+      </w:r>
+      <w:r>
+        <w:rPr>
+          <w:rFonts w:ascii="Arial" w:eastAsia="Arial" w:hAnsi="Arial"/>
+          <w:sz w:val="18"/>
+          <w:highlight w:val="lightGray"/>
+        </w:rPr>
+        <w:t xml:space="preserve"> [8/19/2025]</w:t>
       </w:r>
     </w:p>
     <w:p>
@@ -549,7 +629,7 @@
           <w:ilvl w:val="0"/>
           <w:numId w:val="8"/>
         </w:numPr>
-        <w:spacing w:before="240"/>
+        <w:spacing w:before="240" w:after="0" w:line="276" w:lineRule="auto"/>
       </w:pPr>
       <w:r>
         <w:rPr>
@@ -583,6 +663,7 @@
           <w:ilvl w:val="0"/>
           <w:numId w:val="8"/>
         </w:numPr>
+        <w:spacing w:after="0" w:line="276" w:lineRule="auto"/>
         <w:rPr>
           <w:rFonts w:ascii="Roboto Mono" w:eastAsia="Roboto Mono" w:hAnsi="Roboto Mono" w:cs="Roboto Mono"/>
         </w:rPr>
@@ -606,6 +687,7 @@
           <w:ilvl w:val="0"/>
           <w:numId w:val="8"/>
         </w:numPr>
+        <w:spacing w:after="0" w:line="276" w:lineRule="auto"/>
         <w:rPr>
           <w:rFonts w:ascii="Roboto Mono" w:eastAsia="Roboto Mono" w:hAnsi="Roboto Mono" w:cs="Roboto Mono"/>
         </w:rPr>
@@ -629,7 +711,7 @@
           <w:ilvl w:val="0"/>
           <w:numId w:val="8"/>
         </w:numPr>
-        <w:spacing w:after="240"/>
+        <w:spacing w:after="240" w:line="276" w:lineRule="auto"/>
         <w:rPr>
           <w:rFonts w:ascii="Roboto Mono" w:eastAsia="Roboto Mono" w:hAnsi="Roboto Mono" w:cs="Roboto Mono"/>
         </w:rPr>
@@ -669,7 +751,7 @@
           <w:ilvl w:val="0"/>
           <w:numId w:val="7"/>
         </w:numPr>
-        <w:spacing w:before="240"/>
+        <w:spacing w:before="240" w:after="0" w:line="276" w:lineRule="auto"/>
         <w:rPr>
           <w:rFonts w:ascii="Roboto Mono" w:eastAsia="Roboto Mono" w:hAnsi="Roboto Mono" w:cs="Roboto Mono"/>
         </w:rPr>
@@ -693,6 +775,7 @@
           <w:ilvl w:val="0"/>
           <w:numId w:val="7"/>
         </w:numPr>
+        <w:spacing w:after="0" w:line="276" w:lineRule="auto"/>
         <w:rPr>
           <w:rFonts w:ascii="Roboto Mono" w:eastAsia="Roboto Mono" w:hAnsi="Roboto Mono" w:cs="Roboto Mono"/>
         </w:rPr>
@@ -716,6 +799,7 @@
           <w:ilvl w:val="0"/>
           <w:numId w:val="7"/>
         </w:numPr>
+        <w:spacing w:after="0" w:line="276" w:lineRule="auto"/>
         <w:rPr>
           <w:rFonts w:ascii="Roboto Mono" w:eastAsia="Roboto Mono" w:hAnsi="Roboto Mono" w:cs="Roboto Mono"/>
         </w:rPr>
@@ -739,7 +823,7 @@
           <w:ilvl w:val="0"/>
           <w:numId w:val="7"/>
         </w:numPr>
-        <w:spacing w:after="240"/>
+        <w:spacing w:after="240" w:line="276" w:lineRule="auto"/>
         <w:rPr>
           <w:rFonts w:ascii="Roboto Mono" w:eastAsia="Roboto Mono" w:hAnsi="Roboto Mono" w:cs="Roboto Mono"/>
         </w:rPr>
@@ -759,7 +843,7 @@
     </w:p>
     <w:p>
       <w:r>
-        <w:pict w14:anchorId="74B80701">
+        <w:pict w14:anchorId="7591D3B5">
           <v:rect id="_x0000_i1027" style="width:0;height:1.5pt" o:hralign="center" o:hrstd="t" o:hr="t" fillcolor="#a0a0a0" stroked="f"/>
         </w:pict>
       </w:r>
@@ -783,51 +867,77 @@
       </w:pPr>
       <w:r>
         <w:rPr>
-          <w:b/>
-          <w:shd w:val="clear" w:color="auto" w:fill="B7B7B7"/>
-        </w:rPr>
-        <w:t># Source</w:t>
-      </w:r>
-      <w:r>
-        <w:rPr>
-          <w:shd w:val="clear" w:color="auto" w:fill="B7B7B7"/>
-        </w:rPr>
-        <w:t xml:space="preserve">: </w:t>
-      </w:r>
-      <w:r>
-        <w:rPr>
-          <w:b/>
-          <w:shd w:val="clear" w:color="auto" w:fill="B7B7B7"/>
-        </w:rPr>
-        <w:t xml:space="preserve">Chatgpt </w:t>
-      </w:r>
-      <w:r>
-        <w:rPr>
-          <w:b/>
-          <w:sz w:val="14"/>
-          <w:szCs w:val="14"/>
-          <w:shd w:val="clear" w:color="auto" w:fill="B7B7B7"/>
-        </w:rPr>
-        <w:t>(GPT</w:t>
-      </w:r>
-      <w:r>
-        <w:rPr>
-          <w:rFonts w:ascii="Cambria Math" w:hAnsi="Cambria Math" w:cs="Cambria Math"/>
-          <w:b/>
-          <w:sz w:val="14"/>
-          <w:szCs w:val="14"/>
-          <w:shd w:val="clear" w:color="auto" w:fill="B7B7B7"/>
+          <w:rFonts w:ascii="Arial" w:eastAsia="Arial" w:hAnsi="Arial" w:cs="Arial"/>
+          <w:b/>
+          <w:color w:val="000000"/>
+          <w:sz w:val="18"/>
+          <w:highlight w:val="lightGray"/>
+        </w:rPr>
+        <w:t># Source: AI Source: Provided by: [Data Path</w:t>
+      </w:r>
+      <w:r>
+        <w:rPr>
+          <w:rFonts w:ascii="Arial" w:eastAsia="Arial" w:hAnsi="Arial" w:cs="Arial"/>
+          <w:color w:val="000000"/>
+          <w:sz w:val="18"/>
+          <w:highlight w:val="lightGray"/>
+        </w:rPr>
+        <w:t xml:space="preserve">: Persons Table -&gt; ID Column: 1, Name_En Column: Motasem Essam] -&gt; </w:t>
+      </w:r>
+      <w:r>
+        <w:rPr>
+          <w:rFonts w:ascii="Arial" w:eastAsia="Arial" w:hAnsi="Arial" w:cs="Arial"/>
+          <w:b/>
+          <w:color w:val="000000"/>
+          <w:sz w:val="18"/>
+          <w:highlight w:val="lightGray"/>
+        </w:rPr>
+        <w:t>From:</w:t>
+      </w:r>
+      <w:r>
+        <w:rPr>
+          <w:rFonts w:ascii="Arial" w:eastAsia="Arial" w:hAnsi="Arial" w:cs="Arial"/>
+          <w:color w:val="000000"/>
+          <w:sz w:val="18"/>
+          <w:highlight w:val="lightGray"/>
+        </w:rPr>
+        <w:t xml:space="preserve"> [Chatgpt (GPT</w:t>
+      </w:r>
+      <w:r>
+        <w:rPr>
+          <w:rFonts w:ascii="Arial" w:eastAsia="Arial" w:hAnsi="Arial" w:cs="Cambria Math"/>
+          <w:color w:val="000000"/>
+          <w:sz w:val="18"/>
+          <w:highlight w:val="lightGray"/>
         </w:rPr>
         <w:t>‑</w:t>
       </w:r>
       <w:r>
         <w:rPr>
-          <w:b/>
-          <w:sz w:val="14"/>
-          <w:szCs w:val="14"/>
-          <w:shd w:val="clear" w:color="auto" w:fill="B7B7B7"/>
-        </w:rPr>
-        <w:t>5 Mini) at [8/19/2025]</w:t>
+          <w:rFonts w:ascii="Arial" w:eastAsia="Arial" w:hAnsi="Arial" w:cs="Arial"/>
+          <w:color w:val="000000"/>
+          <w:sz w:val="18"/>
+          <w:highlight w:val="lightGray"/>
+        </w:rPr>
+        <w:t xml:space="preserve">5 Mini)] </w:t>
+      </w:r>
+      <w:r>
+        <w:rPr>
+          <w:rFonts w:ascii="Arial" w:eastAsia="Arial" w:hAnsi="Arial" w:cs="Arial"/>
+          <w:b/>
+          <w:color w:val="000000"/>
+          <w:sz w:val="18"/>
+          <w:highlight w:val="lightGray"/>
+        </w:rPr>
+        <w:t>on</w:t>
+      </w:r>
+      <w:r>
+        <w:rPr>
+          <w:rFonts w:ascii="Arial" w:eastAsia="Arial" w:hAnsi="Arial"/>
+          <w:sz w:val="18"/>
+          <w:highlight w:val="lightGray"/>
+        </w:rPr>
+        <w:t xml:space="preserve"> [8/19/2025]</w:t>
       </w:r>
     </w:p>
     <w:p>
@@ -852,7 +962,7 @@
           <w:ilvl w:val="0"/>
           <w:numId w:val="5"/>
         </w:numPr>
-        <w:spacing w:before="240"/>
+        <w:spacing w:before="240" w:after="0" w:line="276" w:lineRule="auto"/>
       </w:pPr>
       <w:r>
         <w:rPr>
@@ -880,6 +990,7 @@
           <w:ilvl w:val="0"/>
           <w:numId w:val="5"/>
         </w:numPr>
+        <w:spacing w:after="0" w:line="276" w:lineRule="auto"/>
       </w:pPr>
       <w:r>
         <w:rPr>
@@ -907,6 +1018,7 @@
           <w:ilvl w:val="0"/>
           <w:numId w:val="5"/>
         </w:numPr>
+        <w:spacing w:after="0" w:line="276" w:lineRule="auto"/>
       </w:pPr>
       <w:r>
         <w:rPr>
@@ -934,13 +1046,13 @@
           <w:ilvl w:val="0"/>
           <w:numId w:val="5"/>
         </w:numPr>
-      </w:pPr>
-      <w:r>
-        <w:rPr>
-          <w:rFonts w:ascii="Roboto Mono" w:eastAsia="Roboto Mono" w:hAnsi="Roboto Mono" w:cs="Roboto Mono"/>
-          <w:b/>
-        </w:rPr>
-        <w:lastRenderedPageBreak/>
+        <w:spacing w:after="0" w:line="276" w:lineRule="auto"/>
+      </w:pPr>
+      <w:r>
+        <w:rPr>
+          <w:rFonts w:ascii="Roboto Mono" w:eastAsia="Roboto Mono" w:hAnsi="Roboto Mono" w:cs="Roboto Mono"/>
+          <w:b/>
+        </w:rPr>
         <w:t>Prometheus + Grafana</w:t>
       </w:r>
       <w:r>
@@ -962,7 +1074,7 @@
           <w:ilvl w:val="0"/>
           <w:numId w:val="5"/>
         </w:numPr>
-        <w:spacing w:after="240"/>
+        <w:spacing w:after="240" w:line="276" w:lineRule="auto"/>
       </w:pPr>
       <w:r>
         <w:rPr>
@@ -1006,7 +1118,7 @@
           <w:ilvl w:val="0"/>
           <w:numId w:val="6"/>
         </w:numPr>
-        <w:spacing w:before="240"/>
+        <w:spacing w:before="240" w:after="0" w:line="276" w:lineRule="auto"/>
       </w:pPr>
       <w:r>
         <w:rPr>
@@ -1034,6 +1146,7 @@
           <w:ilvl w:val="0"/>
           <w:numId w:val="6"/>
         </w:numPr>
+        <w:spacing w:after="0" w:line="276" w:lineRule="auto"/>
       </w:pPr>
       <w:r>
         <w:rPr>
@@ -1061,6 +1174,7 @@
           <w:ilvl w:val="0"/>
           <w:numId w:val="6"/>
         </w:numPr>
+        <w:spacing w:after="0" w:line="276" w:lineRule="auto"/>
       </w:pPr>
       <w:r>
         <w:rPr>
@@ -1088,6 +1202,7 @@
           <w:ilvl w:val="0"/>
           <w:numId w:val="6"/>
         </w:numPr>
+        <w:spacing w:after="0" w:line="276" w:lineRule="auto"/>
       </w:pPr>
       <w:r>
         <w:rPr>
@@ -1115,7 +1230,7 @@
           <w:ilvl w:val="0"/>
           <w:numId w:val="6"/>
         </w:numPr>
-        <w:spacing w:after="240"/>
+        <w:spacing w:after="240" w:line="276" w:lineRule="auto"/>
       </w:pPr>
       <w:r>
         <w:rPr>
@@ -1139,7 +1254,7 @@
     </w:p>
     <w:p>
       <w:r>
-        <w:pict w14:anchorId="52F1A4AD">
+        <w:pict w14:anchorId="7673B38C">
           <v:rect id="_x0000_i1028" style="width:0;height:1.5pt" o:hralign="center" o:hrstd="t" o:hr="t" fillcolor="#a0a0a0" stroked="f"/>
         </w:pict>
       </w:r>
@@ -1163,51 +1278,77 @@
       </w:pPr>
       <w:r>
         <w:rPr>
-          <w:b/>
-          <w:shd w:val="clear" w:color="auto" w:fill="B7B7B7"/>
-        </w:rPr>
-        <w:t># Source</w:t>
-      </w:r>
-      <w:r>
-        <w:rPr>
-          <w:shd w:val="clear" w:color="auto" w:fill="B7B7B7"/>
-        </w:rPr>
-        <w:t xml:space="preserve">: </w:t>
-      </w:r>
-      <w:r>
-        <w:rPr>
-          <w:b/>
-          <w:shd w:val="clear" w:color="auto" w:fill="B7B7B7"/>
-        </w:rPr>
-        <w:t xml:space="preserve">Chatgpt </w:t>
-      </w:r>
-      <w:r>
-        <w:rPr>
-          <w:b/>
-          <w:sz w:val="14"/>
-          <w:szCs w:val="14"/>
-          <w:shd w:val="clear" w:color="auto" w:fill="B7B7B7"/>
-        </w:rPr>
-        <w:t>(GPT</w:t>
-      </w:r>
-      <w:r>
-        <w:rPr>
-          <w:rFonts w:ascii="Cambria Math" w:hAnsi="Cambria Math" w:cs="Cambria Math"/>
-          <w:b/>
-          <w:sz w:val="14"/>
-          <w:szCs w:val="14"/>
-          <w:shd w:val="clear" w:color="auto" w:fill="B7B7B7"/>
+          <w:rFonts w:ascii="Arial" w:eastAsia="Arial" w:hAnsi="Arial" w:cs="Arial"/>
+          <w:b/>
+          <w:color w:val="000000"/>
+          <w:sz w:val="18"/>
+          <w:highlight w:val="lightGray"/>
+        </w:rPr>
+        <w:t># Source: AI Source: Provided by: [Data Path</w:t>
+      </w:r>
+      <w:r>
+        <w:rPr>
+          <w:rFonts w:ascii="Arial" w:eastAsia="Arial" w:hAnsi="Arial" w:cs="Arial"/>
+          <w:color w:val="000000"/>
+          <w:sz w:val="18"/>
+          <w:highlight w:val="lightGray"/>
+        </w:rPr>
+        <w:t xml:space="preserve">: Persons Table -&gt; ID Column: 1, Name_En Column: Motasem Essam] -&gt; </w:t>
+      </w:r>
+      <w:r>
+        <w:rPr>
+          <w:rFonts w:ascii="Arial" w:eastAsia="Arial" w:hAnsi="Arial" w:cs="Arial"/>
+          <w:b/>
+          <w:color w:val="000000"/>
+          <w:sz w:val="18"/>
+          <w:highlight w:val="lightGray"/>
+        </w:rPr>
+        <w:t>From:</w:t>
+      </w:r>
+      <w:r>
+        <w:rPr>
+          <w:rFonts w:ascii="Arial" w:eastAsia="Arial" w:hAnsi="Arial" w:cs="Arial"/>
+          <w:color w:val="000000"/>
+          <w:sz w:val="18"/>
+          <w:highlight w:val="lightGray"/>
+        </w:rPr>
+        <w:t xml:space="preserve"> [Chatgpt (GPT</w:t>
+      </w:r>
+      <w:r>
+        <w:rPr>
+          <w:rFonts w:ascii="Arial" w:eastAsia="Arial" w:hAnsi="Arial" w:cs="Cambria Math"/>
+          <w:color w:val="000000"/>
+          <w:sz w:val="18"/>
+          <w:highlight w:val="lightGray"/>
         </w:rPr>
         <w:t>‑</w:t>
       </w:r>
       <w:r>
         <w:rPr>
-          <w:b/>
-          <w:sz w:val="14"/>
-          <w:szCs w:val="14"/>
-          <w:shd w:val="clear" w:color="auto" w:fill="B7B7B7"/>
-        </w:rPr>
-        <w:t>5 Mini) at [8/19/2025]</w:t>
+          <w:rFonts w:ascii="Arial" w:eastAsia="Arial" w:hAnsi="Arial" w:cs="Arial"/>
+          <w:color w:val="000000"/>
+          <w:sz w:val="18"/>
+          <w:highlight w:val="lightGray"/>
+        </w:rPr>
+        <w:t xml:space="preserve">5 Mini)] </w:t>
+      </w:r>
+      <w:r>
+        <w:rPr>
+          <w:rFonts w:ascii="Arial" w:eastAsia="Arial" w:hAnsi="Arial" w:cs="Arial"/>
+          <w:b/>
+          <w:color w:val="000000"/>
+          <w:sz w:val="18"/>
+          <w:highlight w:val="lightGray"/>
+        </w:rPr>
+        <w:t>on</w:t>
+      </w:r>
+      <w:r>
+        <w:rPr>
+          <w:rFonts w:ascii="Arial" w:eastAsia="Arial" w:hAnsi="Arial"/>
+          <w:sz w:val="18"/>
+          <w:highlight w:val="lightGray"/>
+        </w:rPr>
+        <w:t xml:space="preserve"> [8/19/2025]</w:t>
       </w:r>
     </w:p>
     <w:p>
@@ -1216,7 +1357,7 @@
           <w:ilvl w:val="0"/>
           <w:numId w:val="1"/>
         </w:numPr>
-        <w:spacing w:before="240"/>
+        <w:spacing w:before="240" w:after="0" w:line="276" w:lineRule="auto"/>
         <w:rPr>
           <w:rFonts w:ascii="Roboto Mono" w:eastAsia="Roboto Mono" w:hAnsi="Roboto Mono" w:cs="Roboto Mono"/>
         </w:rPr>
@@ -1240,6 +1381,7 @@
           <w:ilvl w:val="0"/>
           <w:numId w:val="1"/>
         </w:numPr>
+        <w:spacing w:after="0" w:line="276" w:lineRule="auto"/>
       </w:pPr>
       <w:r>
         <w:rPr>
@@ -1273,6 +1415,7 @@
           <w:ilvl w:val="0"/>
           <w:numId w:val="1"/>
         </w:numPr>
+        <w:spacing w:after="0" w:line="276" w:lineRule="auto"/>
       </w:pPr>
       <w:r>
         <w:rPr>
@@ -1306,6 +1449,7 @@
           <w:ilvl w:val="0"/>
           <w:numId w:val="1"/>
         </w:numPr>
+        <w:spacing w:after="0" w:line="276" w:lineRule="auto"/>
       </w:pPr>
       <w:r>
         <w:rPr>
@@ -1339,7 +1483,7 @@
           <w:ilvl w:val="0"/>
           <w:numId w:val="1"/>
         </w:numPr>
-        <w:spacing w:after="240"/>
+        <w:spacing w:after="240" w:line="276" w:lineRule="auto"/>
       </w:pPr>
       <w:r>
         <w:rPr>
@@ -1369,7 +1513,7 @@
     </w:p>
     <w:p>
       <w:r>
-        <w:pict w14:anchorId="1B476FAB">
+        <w:pict w14:anchorId="4FBBF82C">
           <v:rect id="_x0000_i1029" style="width:0;height:1.5pt" o:hralign="center" o:hrstd="t" o:hr="t" fillcolor="#a0a0a0" stroked="f"/>
         </w:pict>
       </w:r>
@@ -1402,14 +1546,13 @@
           <w:ilvl w:val="0"/>
           <w:numId w:val="2"/>
         </w:numPr>
-        <w:spacing w:before="240"/>
-      </w:pPr>
-      <w:r>
-        <w:rPr>
-          <w:rFonts w:ascii="Roboto Mono" w:eastAsia="Roboto Mono" w:hAnsi="Roboto Mono" w:cs="Roboto Mono"/>
-          <w:b/>
-        </w:rPr>
-        <w:lastRenderedPageBreak/>
+        <w:spacing w:before="240" w:after="0" w:line="276" w:lineRule="auto"/>
+      </w:pPr>
+      <w:r>
+        <w:rPr>
+          <w:rFonts w:ascii="Roboto Mono" w:eastAsia="Roboto Mono" w:hAnsi="Roboto Mono" w:cs="Roboto Mono"/>
+          <w:b/>
+        </w:rPr>
         <w:t>Monitoring Tools</w:t>
       </w:r>
       <w:r>
@@ -1431,7 +1574,7 @@
           <w:ilvl w:val="0"/>
           <w:numId w:val="2"/>
         </w:numPr>
-        <w:spacing w:after="240"/>
+        <w:spacing w:after="240" w:line="276" w:lineRule="auto"/>
       </w:pPr>
       <w:r>
         <w:rPr>
@@ -1475,18 +1618,19 @@
     </w:p>
     <w:p>
       <w:r>
-        <w:pict w14:anchorId="1E93BF67">
+        <w:pict w14:anchorId="792C82A1">
           <v:rect id="_x0000_i1030" style="width:0;height:1.5pt" o:hralign="center" o:hrstd="t" o:hr="t" fillcolor="#a0a0a0" stroked="f"/>
         </w:pict>
       </w:r>
     </w:p>
+    <w:p/>
     <w:p/>
     <w:p/>
     <w:sectPr>
       <w:pgSz w:w="12240" w:h="15840"/>
       <w:pgMar w:top="1440" w:right="1440" w:bottom="1440" w:left="1440" w:header="720" w:footer="720" w:gutter="0"/>
-      <w:pgNumType w:start="1"/>
       <w:cols w:space="720"/>
+      <w:docGrid w:linePitch="360"/>
     </w:sectPr>
   </w:body>
 </w:document>
@@ -2825,18 +2969,6 @@
   <w:style w:type="paragraph" w:default="1" w:styleId="Normal">
     <w:name w:val="Normal"/>
     <w:qFormat/>
-    <w:rsid w:val="00C46064"/>
-    <w:pPr>
-      <w:spacing w:after="0" w:line="276" w:lineRule="auto"/>
-    </w:pPr>
-    <w:rPr>
-      <w:rFonts w:ascii="Arial" w:eastAsia="Arial" w:hAnsi="Arial" w:cs="Arial"/>
-      <w:kern w:val="0"/>
-      <w:sz w:val="22"/>
-      <w:szCs w:val="22"/>
-      <w:lang w:val="en"/>
-      <w14:ligatures w14:val="none"/>
-    </w:rPr>
   </w:style>
   <w:style w:type="paragraph" w:styleId="Heading1">
     <w:name w:val="heading 1"/>
@@ -2845,7 +2977,7 @@
     <w:link w:val="Heading1Char"/>
     <w:uiPriority w:val="9"/>
     <w:qFormat/>
-    <w:rsid w:val="001B3B86"/>
+    <w:rsid w:val="008B5691"/>
     <w:pPr>
       <w:keepNext/>
       <w:keepLines/>
@@ -2867,7 +2999,7 @@
     <w:uiPriority w:val="9"/>
     <w:unhideWhenUsed/>
     <w:qFormat/>
-    <w:rsid w:val="001B3B86"/>
+    <w:rsid w:val="008B5691"/>
     <w:pPr>
       <w:keepNext/>
       <w:keepLines/>
@@ -2890,7 +3022,7 @@
     <w:semiHidden/>
     <w:unhideWhenUsed/>
     <w:qFormat/>
-    <w:rsid w:val="001B3B86"/>
+    <w:rsid w:val="008B5691"/>
     <w:pPr>
       <w:keepNext/>
       <w:keepLines/>
@@ -2913,7 +3045,7 @@
     <w:semiHidden/>
     <w:unhideWhenUsed/>
     <w:qFormat/>
-    <w:rsid w:val="001B3B86"/>
+    <w:rsid w:val="008B5691"/>
     <w:pPr>
       <w:keepNext/>
       <w:keepLines/>
@@ -2936,7 +3068,7 @@
     <w:semiHidden/>
     <w:unhideWhenUsed/>
     <w:qFormat/>
-    <w:rsid w:val="001B3B86"/>
+    <w:rsid w:val="008B5691"/>
     <w:pPr>
       <w:keepNext/>
       <w:keepLines/>
@@ -2957,11 +3089,11 @@
     <w:semiHidden/>
     <w:unhideWhenUsed/>
     <w:qFormat/>
-    <w:rsid w:val="001B3B86"/>
+    <w:rsid w:val="008B5691"/>
     <w:pPr>
       <w:keepNext/>
       <w:keepLines/>
-      <w:spacing w:before="40"/>
+      <w:spacing w:before="40" w:after="0"/>
       <w:outlineLvl w:val="5"/>
     </w:pPr>
     <w:rPr>
@@ -2980,11 +3112,11 @@
     <w:semiHidden/>
     <w:unhideWhenUsed/>
     <w:qFormat/>
-    <w:rsid w:val="001B3B86"/>
+    <w:rsid w:val="008B5691"/>
     <w:pPr>
       <w:keepNext/>
       <w:keepLines/>
-      <w:spacing w:before="40"/>
+      <w:spacing w:before="40" w:after="0"/>
       <w:outlineLvl w:val="6"/>
     </w:pPr>
     <w:rPr>
@@ -3001,10 +3133,11 @@
     <w:semiHidden/>
     <w:unhideWhenUsed/>
     <w:qFormat/>
-    <w:rsid w:val="001B3B86"/>
+    <w:rsid w:val="008B5691"/>
     <w:pPr>
       <w:keepNext/>
       <w:keepLines/>
+      <w:spacing w:after="0"/>
       <w:outlineLvl w:val="7"/>
     </w:pPr>
     <w:rPr>
@@ -3023,10 +3156,11 @@
     <w:semiHidden/>
     <w:unhideWhenUsed/>
     <w:qFormat/>
-    <w:rsid w:val="001B3B86"/>
+    <w:rsid w:val="008B5691"/>
     <w:pPr>
       <w:keepNext/>
       <w:keepLines/>
+      <w:spacing w:after="0"/>
       <w:outlineLvl w:val="8"/>
     </w:pPr>
     <w:rPr>
@@ -3066,7 +3200,7 @@
     <w:basedOn w:val="DefaultParagraphFont"/>
     <w:link w:val="Heading1"/>
     <w:uiPriority w:val="9"/>
-    <w:rsid w:val="001B3B86"/>
+    <w:rsid w:val="008B5691"/>
     <w:rPr>
       <w:rFonts w:asciiTheme="majorHAnsi" w:eastAsiaTheme="majorEastAsia" w:hAnsiTheme="majorHAnsi" w:cstheme="majorBidi"/>
       <w:color w:val="2F5496" w:themeColor="accent1" w:themeShade="BF"/>
@@ -3079,7 +3213,7 @@
     <w:basedOn w:val="DefaultParagraphFont"/>
     <w:link w:val="Heading2"/>
     <w:uiPriority w:val="9"/>
-    <w:rsid w:val="001B3B86"/>
+    <w:rsid w:val="008B5691"/>
     <w:rPr>
       <w:rFonts w:asciiTheme="majorHAnsi" w:eastAsiaTheme="majorEastAsia" w:hAnsiTheme="majorHAnsi" w:cstheme="majorBidi"/>
       <w:color w:val="2F5496" w:themeColor="accent1" w:themeShade="BF"/>
@@ -3093,7 +3227,7 @@
     <w:link w:val="Heading3"/>
     <w:uiPriority w:val="9"/>
     <w:semiHidden/>
-    <w:rsid w:val="001B3B86"/>
+    <w:rsid w:val="008B5691"/>
     <w:rPr>
       <w:rFonts w:eastAsiaTheme="majorEastAsia" w:cstheme="majorBidi"/>
       <w:color w:val="2F5496" w:themeColor="accent1" w:themeShade="BF"/>
@@ -3107,7 +3241,7 @@
     <w:link w:val="Heading4"/>
     <w:uiPriority w:val="9"/>
     <w:semiHidden/>
-    <w:rsid w:val="001B3B86"/>
+    <w:rsid w:val="008B5691"/>
     <w:rPr>
       <w:rFonts w:eastAsiaTheme="majorEastAsia" w:cstheme="majorBidi"/>
       <w:i/>
@@ -3121,7 +3255,7 @@
     <w:link w:val="Heading5"/>
     <w:uiPriority w:val="9"/>
     <w:semiHidden/>
-    <w:rsid w:val="001B3B86"/>
+    <w:rsid w:val="008B5691"/>
     <w:rPr>
       <w:rFonts w:eastAsiaTheme="majorEastAsia" w:cstheme="majorBidi"/>
       <w:color w:val="2F5496" w:themeColor="accent1" w:themeShade="BF"/>
@@ -3133,7 +3267,7 @@
     <w:link w:val="Heading6"/>
     <w:uiPriority w:val="9"/>
     <w:semiHidden/>
-    <w:rsid w:val="001B3B86"/>
+    <w:rsid w:val="008B5691"/>
     <w:rPr>
       <w:rFonts w:eastAsiaTheme="majorEastAsia" w:cstheme="majorBidi"/>
       <w:i/>
@@ -3147,7 +3281,7 @@
     <w:link w:val="Heading7"/>
     <w:uiPriority w:val="9"/>
     <w:semiHidden/>
-    <w:rsid w:val="001B3B86"/>
+    <w:rsid w:val="008B5691"/>
     <w:rPr>
       <w:rFonts w:eastAsiaTheme="majorEastAsia" w:cstheme="majorBidi"/>
       <w:color w:val="595959" w:themeColor="text1" w:themeTint="A6"/>
@@ -3159,7 +3293,7 @@
     <w:link w:val="Heading8"/>
     <w:uiPriority w:val="9"/>
     <w:semiHidden/>
-    <w:rsid w:val="001B3B86"/>
+    <w:rsid w:val="008B5691"/>
     <w:rPr>
       <w:rFonts w:eastAsiaTheme="majorEastAsia" w:cstheme="majorBidi"/>
       <w:i/>
@@ -3173,7 +3307,7 @@
     <w:link w:val="Heading9"/>
     <w:uiPriority w:val="9"/>
     <w:semiHidden/>
-    <w:rsid w:val="001B3B86"/>
+    <w:rsid w:val="008B5691"/>
     <w:rPr>
       <w:rFonts w:eastAsiaTheme="majorEastAsia" w:cstheme="majorBidi"/>
       <w:color w:val="272727" w:themeColor="text1" w:themeTint="D8"/>
@@ -3186,7 +3320,7 @@
     <w:link w:val="TitleChar"/>
     <w:uiPriority w:val="10"/>
     <w:qFormat/>
-    <w:rsid w:val="001B3B86"/>
+    <w:rsid w:val="008B5691"/>
     <w:pPr>
       <w:spacing w:after="80" w:line="240" w:lineRule="auto"/>
       <w:contextualSpacing/>
@@ -3204,7 +3338,7 @@
     <w:basedOn w:val="DefaultParagraphFont"/>
     <w:link w:val="Title"/>
     <w:uiPriority w:val="10"/>
-    <w:rsid w:val="001B3B86"/>
+    <w:rsid w:val="008B5691"/>
     <w:rPr>
       <w:rFonts w:asciiTheme="majorHAnsi" w:eastAsiaTheme="majorEastAsia" w:hAnsiTheme="majorHAnsi" w:cstheme="majorBidi"/>
       <w:spacing w:val="-10"/>
@@ -3220,7 +3354,7 @@
     <w:link w:val="SubtitleChar"/>
     <w:uiPriority w:val="11"/>
     <w:qFormat/>
-    <w:rsid w:val="001B3B86"/>
+    <w:rsid w:val="008B5691"/>
     <w:pPr>
       <w:numPr>
         <w:ilvl w:val="1"/>
@@ -3239,7 +3373,7 @@
     <w:basedOn w:val="DefaultParagraphFont"/>
     <w:link w:val="Subtitle"/>
     <w:uiPriority w:val="11"/>
-    <w:rsid w:val="001B3B86"/>
+    <w:rsid w:val="008B5691"/>
     <w:rPr>
       <w:rFonts w:eastAsiaTheme="majorEastAsia" w:cstheme="majorBidi"/>
       <w:color w:val="595959" w:themeColor="text1" w:themeTint="A6"/>
@@ -3255,7 +3389,7 @@
     <w:link w:val="QuoteChar"/>
     <w:uiPriority w:val="29"/>
     <w:qFormat/>
-    <w:rsid w:val="001B3B86"/>
+    <w:rsid w:val="008B5691"/>
     <w:pPr>
       <w:spacing w:before="160"/>
       <w:jc w:val="center"/>
@@ -3271,7 +3405,7 @@
     <w:basedOn w:val="DefaultParagraphFont"/>
     <w:link w:val="Quote"/>
     <w:uiPriority w:val="29"/>
-    <w:rsid w:val="001B3B86"/>
+    <w:rsid w:val="008B5691"/>
     <w:rPr>
       <w:i/>
       <w:iCs/>
@@ -3283,7 +3417,7 @@
     <w:basedOn w:val="Normal"/>
     <w:uiPriority w:val="34"/>
     <w:qFormat/>
-    <w:rsid w:val="001B3B86"/>
+    <w:rsid w:val="008B5691"/>
     <w:pPr>
       <w:ind w:left="720"/>
       <w:contextualSpacing/>
@@ -3294,7 +3428,7 @@
     <w:basedOn w:val="DefaultParagraphFont"/>
     <w:uiPriority w:val="21"/>
     <w:qFormat/>
-    <w:rsid w:val="001B3B86"/>
+    <w:rsid w:val="008B5691"/>
     <w:rPr>
       <w:i/>
       <w:iCs/>
@@ -3308,7 +3442,7 @@
     <w:link w:val="IntenseQuoteChar"/>
     <w:uiPriority w:val="30"/>
     <w:qFormat/>
-    <w:rsid w:val="001B3B86"/>
+    <w:rsid w:val="008B5691"/>
     <w:pPr>
       <w:pBdr>
         <w:top w:val="single" w:sz="4" w:space="10" w:color="2F5496" w:themeColor="accent1" w:themeShade="BF"/>
@@ -3329,7 +3463,7 @@
     <w:basedOn w:val="DefaultParagraphFont"/>
     <w:link w:val="IntenseQuote"/>
     <w:uiPriority w:val="30"/>
-    <w:rsid w:val="001B3B86"/>
+    <w:rsid w:val="008B5691"/>
     <w:rPr>
       <w:i/>
       <w:iCs/>
@@ -3341,7 +3475,7 @@
     <w:basedOn w:val="DefaultParagraphFont"/>
     <w:uiPriority w:val="32"/>
     <w:qFormat/>
-    <w:rsid w:val="001B3B86"/>
+    <w:rsid w:val="008B5691"/>
     <w:rPr>
       <w:b/>
       <w:bCs/>
